--- a/paper/to-submit/revision-round-2/review_letter-08-14-2026.docx
+++ b/paper/to-submit/revision-round-2/review_letter-08-14-2026.docx
@@ -3827,16 +3827,13 @@
       </w:pPr>
       <w:r>
         <w:rPr>
-          <w:rFonts w:ascii="Times New Roman" w:hAnsi="Times New Roman" w:cs="Times New Roman"/>
-          <w:b/>
-          <w:bCs/>
           <w:noProof/>
         </w:rPr>
         <w:drawing>
-          <wp:inline distT="0" distB="0" distL="0" distR="0" wp14:anchorId="7C6D2726" wp14:editId="0259B9D9">
-            <wp:extent cx="5917835" cy="6288333"/>
-            <wp:effectExtent l="0" t="0" r="6985" b="0"/>
-            <wp:docPr id="1938034514" name="Picture 2"/>
+          <wp:inline distT="0" distB="0" distL="0" distR="0" wp14:anchorId="2075F80A" wp14:editId="4029B865">
+            <wp:extent cx="3833773" cy="6430139"/>
+            <wp:effectExtent l="0" t="0" r="0" b="8890"/>
+            <wp:docPr id="1425294586" name="Picture 1"/>
             <wp:cNvGraphicFramePr>
               <a:graphicFrameLocks xmlns:a="http://schemas.openxmlformats.org/drawingml/2006/main" noChangeAspect="1"/>
             </wp:cNvGraphicFramePr>
@@ -3844,7 +3841,7 @@
               <a:graphicData uri="http://schemas.openxmlformats.org/drawingml/2006/picture">
                 <pic:pic xmlns:pic="http://schemas.openxmlformats.org/drawingml/2006/picture">
                   <pic:nvPicPr>
-                    <pic:cNvPr id="0" name="Picture 6"/>
+                    <pic:cNvPr id="0" name="Picture 1"/>
                     <pic:cNvPicPr>
                       <a:picLocks noChangeAspect="1" noChangeArrowheads="1"/>
                     </pic:cNvPicPr>
@@ -3865,7 +3862,7 @@
                   <pic:spPr bwMode="auto">
                     <a:xfrm>
                       <a:off x="0" y="0"/>
-                      <a:ext cx="5988604" cy="6363533"/>
+                      <a:ext cx="3842599" cy="6444942"/>
                     </a:xfrm>
                     <a:prstGeom prst="rect">
                       <a:avLst/>
@@ -3950,7 +3947,6 @@
           <w:sz w:val="24"/>
           <w:szCs w:val="24"/>
         </w:rPr>
-        <w:lastRenderedPageBreak/>
         <w:t xml:space="preserve">Comparing </w:t>
       </w:r>
       <w:r>
